--- a/public/gallery/examples/customer-success-manager/zh-hans/resume.docx
+++ b/public/gallery/examples/customer-success-manager/zh-hans/resume.docx
@@ -66,7 +66,7 @@
         </w:rPr>
         <w:t xml:space="preserve">📧 </w:t>
       </w:r>
-      <w:hyperlink w:history="1" r:id="rId0arw5biyjnbrcyqnanhwo">
+      <w:hyperlink w:history="1" r:id="rIdb6miivg2w7zexnqua2gq9">
         <w:r>
           <w:rPr>
             <w:sz w:val="18"/>
@@ -89,7 +89,7 @@
         </w:rPr>
         <w:t xml:space="preserve">🔗 </w:t>
       </w:r>
-      <w:hyperlink w:history="1" r:id="rIdf6j1uxnre6zqsfvwss3vu">
+      <w:hyperlink w:history="1" r:id="rIdqqto43qs5klljygo_rbyb">
         <w:r>
           <w:rPr>
             <w:sz w:val="18"/>
@@ -124,7 +124,7 @@
         <w:spacing w:after="200" w:line="276"/>
         <w:jc w:val="center"/>
       </w:pPr>
-      <w:hyperlink w:history="1" r:id="rIdpr_ockuv-q-oefs-guoqt">
+      <w:hyperlink w:history="1" r:id="rIdehvwan5lz_imbnhtap_9k">
         <w:r>
           <w:rPr>
             <w:sz w:val="18"/>
@@ -140,7 +140,7 @@
         </w:rPr>
         <w:t xml:space="preserve"> • </w:t>
       </w:r>
-      <w:hyperlink w:history="1" r:id="rIdqjj1s7bdk1q9bymls-zvp">
+      <w:hyperlink w:history="1" r:id="rIdwtvcbu_kgtmgcyanrzbyc">
         <w:r>
           <w:rPr>
             <w:sz w:val="18"/>
@@ -156,7 +156,7 @@
         </w:rPr>
         <w:t xml:space="preserve"> • </w:t>
       </w:r>
-      <w:hyperlink w:history="1" r:id="rIdv4bxik6vunmz1ja_3ohdm">
+      <w:hyperlink w:history="1" r:id="rIdsl5n4-thyxyvsn8fn4qke">
         <w:r>
           <w:rPr>
             <w:sz w:val="18"/>
@@ -315,7 +315,7 @@
         </w:rPr>
         <w:t xml:space="preserve">	</w:t>
       </w:r>
-      <w:hyperlink w:history="1" r:id="rId1kxqwvofhis1ninrx5yhd">
+      <w:hyperlink w:history="1" r:id="rIdegrjfftix13acu7nvxxgx">
         <w:r>
           <w:rPr>
             <w:sz w:val="18"/>
@@ -478,7 +478,7 @@
         </w:rPr>
         <w:t xml:space="preserve">	</w:t>
       </w:r>
-      <w:hyperlink w:history="1" r:id="rIdlskikeg74t6rv6px37wqn">
+      <w:hyperlink w:history="1" r:id="rIddeuemrb39ofeaur1rhtpj">
         <w:r>
           <w:rPr>
             <w:sz w:val="18"/>
@@ -679,7 +679,7 @@
         </w:rPr>
         <w:t xml:space="preserve">	</w:t>
       </w:r>
-      <w:hyperlink w:history="1" r:id="rId9skboevy6ihmma4f7tgxi">
+      <w:hyperlink w:history="1" r:id="rIdglfm_7e_hkrgrpsoxsu5w">
         <w:r>
           <w:rPr>
             <w:sz w:val="18"/>
@@ -842,7 +842,7 @@
         </w:rPr>
         <w:t xml:space="preserve">	</w:t>
       </w:r>
-      <w:hyperlink w:history="1" r:id="rIdhguvlzh2jlilrhh3zl6_k">
+      <w:hyperlink w:history="1" r:id="rIdlmql923lolu8j5sqeoy2u">
         <w:r>
           <w:rPr>
             <w:sz w:val="18"/>
@@ -1331,7 +1331,7 @@
         </w:rPr>
         <w:t xml:space="preserve">	</w:t>
       </w:r>
-      <w:hyperlink w:history="1" r:id="rIdvnsmiem1bblknr0djyle0">
+      <w:hyperlink w:history="1" r:id="rId_tb6_ielp2ur35jgqof1u">
         <w:r>
           <w:rPr>
             <w:sz w:val="18"/>
@@ -1397,7 +1397,7 @@
         </w:rPr>
         <w:t xml:space="preserve">	</w:t>
       </w:r>
-      <w:hyperlink w:history="1" r:id="rIdbtfewqmq0milefhyrn3nk">
+      <w:hyperlink w:history="1" r:id="rIdvugiia46acmdtev_ynp_d">
         <w:r>
           <w:rPr>
             <w:sz w:val="18"/>
@@ -1482,7 +1482,7 @@
         </w:rPr>
         <w:t xml:space="preserve">	</w:t>
       </w:r>
-      <w:hyperlink w:history="1" r:id="rId2oafdddr9bpv8brccytry">
+      <w:hyperlink w:history="1" r:id="rIda16qfu_9ddqat6pkdritv">
         <w:r>
           <w:rPr>
             <w:sz w:val="18"/>
@@ -1579,7 +1579,7 @@
         </w:rPr>
         <w:t xml:space="preserve">	</w:t>
       </w:r>
-      <w:hyperlink w:history="1" r:id="rIdycvwxr74wgvyqnixcanzs">
+      <w:hyperlink w:history="1" r:id="rIdit25u_cc0b3myjgb9rrbh">
         <w:r>
           <w:rPr>
             <w:sz w:val="18"/>
@@ -1723,7 +1723,7 @@
         </w:rPr>
         <w:t xml:space="preserve">	</w:t>
       </w:r>
-      <w:hyperlink w:history="1" r:id="rIdab6-qhefbj2sbobrxtnud">
+      <w:hyperlink w:history="1" r:id="rIdpm-lputgr3oud9fncnbd6">
         <w:r>
           <w:rPr>
             <w:sz w:val="18"/>
@@ -1947,7 +1947,7 @@
         </w:rPr>
         <w:t xml:space="preserve">	</w:t>
       </w:r>
-      <w:hyperlink w:history="1" r:id="rId7kg-e4daekwspqq7rpdoo">
+      <w:hyperlink w:history="1" r:id="rIdwnn1bymjljfikusk5pmap">
         <w:r>
           <w:rPr>
             <w:sz w:val="18"/>
